--- a/en/files/sessions/s1_exercises.docx
+++ b/en/files/sessions/s1_exercises.docx
@@ -1986,27 +1986,6 @@
       </w:pPr>
     </w:p>
     <w:p>
-      <w:r>
-        <w:rPr>
-          <w:b/>
-        </w:rPr>
-        <w:t>H0 and H1</w:t>
-      </w:r>
-      <w:r>
-        <w:t xml:space="preserve"> (or "descriptive: no hypothesis"):</w:t>
-      </w:r>
-    </w:p>
-    <w:p>
-      <w:r>
-        <w:t>H0: ___________________________________________________________________________</w:t>
-      </w:r>
-    </w:p>
-    <w:p>
-      <w:r>
-        <w:t>H1: ___________________________________________________________________________</w:t>
-      </w:r>
-    </w:p>
-    <w:p>
       <w:pPr>
         <w:pStyle w:val="Heading1"/>
       </w:pPr>
@@ -2185,6 +2164,11 @@
     </w:p>
     <w:p>
       <w:r>
+        <w:t>A descriptive question (how many? how often?) estimates a number and needs no hypothesis.</w:t>
+      </w:r>
+    </w:p>
+    <w:p>
+      <w:r>
         <w:t>Then type your primary objective in the chat.</w:t>
       </w:r>
     </w:p>
@@ -2265,8 +2249,8 @@
         <w:tblLook w:firstColumn="1" w:firstRow="1" w:lastColumn="0" w:lastRow="0" w:noHBand="0" w:noVBand="1" w:val="04A0"/>
       </w:tblPr>
       <w:tblGrid>
-        <w:gridCol w:w="1341"/>
-        <w:gridCol w:w="7362"/>
+        <w:gridCol w:w="1337"/>
+        <w:gridCol w:w="7366"/>
         <w:gridCol w:w="708"/>
       </w:tblGrid>
       <w:tr>
@@ -2276,7 +2260,7 @@
         </w:trPr>
         <w:tc>
           <w:tcPr>
-            <w:tcW w:type="dxa" w:w="1341"/>
+            <w:tcW w:type="dxa" w:w="1337"/>
             <w:tcBorders>
               <w:top w:val="single" w:sz="4" w:color="04242F"/>
               <w:left w:val="single" w:sz="4" w:color="04242F"/>
@@ -2302,7 +2286,7 @@
         </w:tc>
         <w:tc>
           <w:tcPr>
-            <w:tcW w:type="dxa" w:w="7361"/>
+            <w:tcW w:type="dxa" w:w="7365"/>
             <w:tcBorders>
               <w:top w:val="single" w:sz="4" w:color="04242F"/>
               <w:left w:val="single" w:sz="4" w:color="04242F"/>
@@ -2359,7 +2343,7 @@
         </w:trPr>
         <w:tc>
           <w:tcPr>
-            <w:tcW w:type="dxa" w:w="1341"/>
+            <w:tcW w:type="dxa" w:w="1337"/>
             <w:tcBorders>
               <w:top w:val="single" w:sz="4" w:color="D5DDE1"/>
               <w:left w:val="single" w:sz="4" w:color="D5DDE1"/>
@@ -2382,7 +2366,7 @@
         </w:tc>
         <w:tc>
           <w:tcPr>
-            <w:tcW w:type="dxa" w:w="7361"/>
+            <w:tcW w:type="dxa" w:w="7365"/>
             <w:tcBorders>
               <w:top w:val="single" w:sz="4" w:color="D5DDE1"/>
               <w:left w:val="single" w:sz="4" w:color="D5DDE1"/>
@@ -2434,7 +2418,7 @@
         </w:trPr>
         <w:tc>
           <w:tcPr>
-            <w:tcW w:type="dxa" w:w="1341"/>
+            <w:tcW w:type="dxa" w:w="1337"/>
             <w:tcBorders>
               <w:top w:val="single" w:sz="4" w:color="D5DDE1"/>
               <w:left w:val="single" w:sz="4" w:color="D5DDE1"/>
@@ -2458,7 +2442,7 @@
         </w:tc>
         <w:tc>
           <w:tcPr>
-            <w:tcW w:type="dxa" w:w="7361"/>
+            <w:tcW w:type="dxa" w:w="7365"/>
             <w:tcBorders>
               <w:top w:val="single" w:sz="4" w:color="D5DDE1"/>
               <w:left w:val="single" w:sz="4" w:color="D5DDE1"/>
@@ -2520,7 +2504,7 @@
         </w:trPr>
         <w:tc>
           <w:tcPr>
-            <w:tcW w:type="dxa" w:w="1341"/>
+            <w:tcW w:type="dxa" w:w="1337"/>
             <w:tcBorders>
               <w:top w:val="single" w:sz="4" w:color="D5DDE1"/>
               <w:left w:val="single" w:sz="4" w:color="D5DDE1"/>
@@ -2537,7 +2521,7 @@
         </w:tc>
         <w:tc>
           <w:tcPr>
-            <w:tcW w:type="dxa" w:w="7361"/>
+            <w:tcW w:type="dxa" w:w="7365"/>
             <w:tcBorders>
               <w:top w:val="single" w:sz="4" w:color="D5DDE1"/>
               <w:left w:val="single" w:sz="4" w:color="D5DDE1"/>
@@ -2610,7 +2594,7 @@
         </w:trPr>
         <w:tc>
           <w:tcPr>
-            <w:tcW w:type="dxa" w:w="1341"/>
+            <w:tcW w:type="dxa" w:w="1337"/>
             <w:tcBorders>
               <w:top w:val="single" w:sz="4" w:color="D5DDE1"/>
               <w:left w:val="single" w:sz="4" w:color="D5DDE1"/>
@@ -2628,7 +2612,7 @@
         </w:tc>
         <w:tc>
           <w:tcPr>
-            <w:tcW w:type="dxa" w:w="7361"/>
+            <w:tcW w:type="dxa" w:w="7365"/>
             <w:tcBorders>
               <w:top w:val="single" w:sz="4" w:color="D5DDE1"/>
               <w:left w:val="single" w:sz="4" w:color="D5DDE1"/>
@@ -2690,7 +2674,7 @@
         </w:trPr>
         <w:tc>
           <w:tcPr>
-            <w:tcW w:type="dxa" w:w="1341"/>
+            <w:tcW w:type="dxa" w:w="1337"/>
             <w:tcBorders>
               <w:top w:val="single" w:sz="4" w:color="D5DDE1"/>
               <w:left w:val="single" w:sz="4" w:color="D5DDE1"/>
@@ -2707,7 +2691,7 @@
         </w:tc>
         <w:tc>
           <w:tcPr>
-            <w:tcW w:type="dxa" w:w="7361"/>
+            <w:tcW w:type="dxa" w:w="7365"/>
             <w:tcBorders>
               <w:top w:val="single" w:sz="4" w:color="D5DDE1"/>
               <w:left w:val="single" w:sz="4" w:color="D5DDE1"/>
@@ -2751,13 +2735,13 @@
                 <w:b/>
                 <w:sz w:val="19"/>
               </w:rPr>
-              <w:t>H0 / H1</w:t>
+              <w:t>H0 and H1</w:t>
             </w:r>
             <w:r>
               <w:rPr>
                 <w:sz w:val="19"/>
               </w:rPr>
-              <w:t xml:space="preserve"> (or "descriptive: no hypothesis")</w:t>
+              <w:t xml:space="preserve"> (none for a descriptive question)</w:t>
             </w:r>
           </w:p>
         </w:tc>
@@ -2792,7 +2776,7 @@
         </w:trPr>
         <w:tc>
           <w:tcPr>
-            <w:tcW w:type="dxa" w:w="1341"/>
+            <w:tcW w:type="dxa" w:w="1337"/>
             <w:tcBorders>
               <w:top w:val="single" w:sz="4" w:color="D5DDE1"/>
               <w:left w:val="single" w:sz="4" w:color="D5DDE1"/>
@@ -2815,7 +2799,7 @@
         </w:tc>
         <w:tc>
           <w:tcPr>
-            <w:tcW w:type="dxa" w:w="7361"/>
+            <w:tcW w:type="dxa" w:w="7365"/>
             <w:tcBorders>
               <w:top w:val="single" w:sz="4" w:color="D5DDE1"/>
               <w:left w:val="single" w:sz="4" w:color="D5DDE1"/>
@@ -3313,7 +3297,7 @@
         <w:pStyle w:val="Heading1"/>
       </w:pPr>
       <w:r>
-        <w:t>Exit question  (in the chat, or the 1-question form linked there; 2 minutes, before you leave)</w:t>
+        <w:t>Exit question  (in the chat, 2 minutes, before you leave)</w:t>
       </w:r>
     </w:p>
     <w:p>

--- a/en/files/sessions/s1_exercises.docx
+++ b/en/files/sessions/s1_exercises.docx
@@ -613,18 +613,7 @@
         <w:t>The two course papers</w:t>
       </w:r>
       <w:r>
-        <w:t xml:space="preserve"> (in the course folder, </w:t>
-      </w:r>
-      <w:r>
-        <w:rPr>
-          <w:rFonts w:ascii="Consolas" w:hAnsi="Consolas" w:cs="Consolas" w:eastAsia="Consolas"/>
-          <w:color w:val="0B376C"/>
-          <w:sz w:val="19"/>
-        </w:rPr>
-        <w:t>Course/Papers</w:t>
-      </w:r>
-      <w:r>
-        <w:t>):</w:t>
+        <w:t xml:space="preserve"> (PDFs sent by email before Session 1):</w:t>
       </w:r>
     </w:p>
     <w:p>

--- a/en/files/sessions/s1_exercises.docx
+++ b/en/files/sessions/s1_exercises.docx
@@ -142,139 +142,11 @@
     <w:p>
       <w:pPr>
         <w:pStyle w:val="KeyFindings"/>
-        <w:keepNext/>
-        <w:spacing w:after="40"/>
-      </w:pPr>
-      <w:r>
-        <w:rPr>
-          <w:b/>
-        </w:rPr>
-        <w:t>How to use this sheet.</w:t>
-      </w:r>
-      <w:r>
-        <w:t xml:space="preserve"> This sheet is sent by email before the session, as a Word file and as a PDF. Keep it open on your computer during the session and type your answers into the Word file, or print the PDF at home if you prefer to write by hand.</w:t>
-      </w:r>
-    </w:p>
-    <w:p>
-      <w:pPr>
-        <w:pStyle w:val="KeyFindings"/>
-        <w:keepNext/>
-        <w:spacing w:after="40"/>
-        <w:ind w:left="510" w:hanging="255"/>
-      </w:pPr>
-      <w:r>
-        <w:rPr>
-          <w:color w:val="055F56"/>
-        </w:rPr>
-        <w:t xml:space="preserve">•  </w:t>
-      </w:r>
-      <w:r>
-        <w:t xml:space="preserve">Exercise 1: </w:t>
-      </w:r>
-      <w:r>
-        <w:rPr>
-          <w:b/>
-        </w:rPr>
-        <w:t>whole class</w:t>
-      </w:r>
-      <w:r>
-        <w:t>, segment 1.2 (11 minutes). The trainer shares it on screen and types the class answers; you answer in the chat or the poll.</w:t>
-      </w:r>
-    </w:p>
-    <w:p>
-      <w:pPr>
-        <w:pStyle w:val="KeyFindings"/>
-        <w:keepNext/>
-        <w:spacing w:after="40"/>
-        <w:ind w:left="510" w:hanging="255"/>
-      </w:pPr>
-      <w:r>
-        <w:rPr>
-          <w:color w:val="055F56"/>
-        </w:rPr>
-        <w:t xml:space="preserve">•  </w:t>
-      </w:r>
-      <w:r>
-        <w:t xml:space="preserve">Exercise 2: aim, objectives and hypothesis, </w:t>
-      </w:r>
-      <w:r>
-        <w:rPr>
-          <w:b/>
-        </w:rPr>
-        <w:t>on your own</w:t>
-      </w:r>
-      <w:r>
-        <w:t xml:space="preserve"> (segment 1.3, 7 minutes). Type your primary objective in the chat.</w:t>
-      </w:r>
-    </w:p>
-    <w:p>
-      <w:pPr>
-        <w:pStyle w:val="KeyFindings"/>
-        <w:keepNext/>
-        <w:spacing w:after="40"/>
-        <w:ind w:left="510" w:hanging="255"/>
-      </w:pPr>
-      <w:r>
-        <w:rPr>
-          <w:color w:val="055F56"/>
-        </w:rPr>
-        <w:t xml:space="preserve">•  </w:t>
-      </w:r>
-      <w:r>
-        <w:t xml:space="preserve">Exercise 3: </w:t>
-      </w:r>
-      <w:r>
-        <w:rPr>
-          <w:b/>
-        </w:rPr>
-        <w:t>your own</w:t>
-      </w:r>
-      <w:r>
-        <w:t xml:space="preserve"> Proposal builder 1 (30 minutes), in the proposal template.</w:t>
-      </w:r>
-    </w:p>
-    <w:p>
-      <w:pPr>
-        <w:pStyle w:val="KeyFindings"/>
-        <w:keepNext/>
-        <w:spacing w:after="40"/>
-        <w:ind w:left="510" w:hanging="255"/>
-      </w:pPr>
-      <w:r>
-        <w:rPr>
-          <w:color w:val="055F56"/>
-        </w:rPr>
-        <w:t xml:space="preserve">•  </w:t>
-      </w:r>
-      <w:r>
-        <w:t>Exercise 4: homework for next Saturday (synonym list).</w:t>
-      </w:r>
-    </w:p>
-    <w:p>
-      <w:pPr>
-        <w:pStyle w:val="KeyFindings"/>
-        <w:keepNext/>
-        <w:spacing w:after="40"/>
-        <w:ind w:left="510" w:hanging="255"/>
-      </w:pPr>
-      <w:r>
-        <w:rPr>
-          <w:color w:val="055F56"/>
-        </w:rPr>
-        <w:t xml:space="preserve">•  </w:t>
-      </w:r>
-      <w:r>
-        <w:t>Extra practice (optional, at home): other scenarios and more FINER and hypothesis practice.</w:t>
-      </w:r>
-    </w:p>
-    <w:p>
-      <w:pPr>
-        <w:pStyle w:val="KeyFindings"/>
         <w:keepNext w:val="0"/>
         <w:spacing w:after="40"/>
       </w:pPr>
       <w:r>
-        <w:t>The answers are discussed in class. There is no mark.</w:t>
+        <w:t>Type your answers in the Word file, or print the PDF. Answers are discussed in class. There is no mark.</w:t>
       </w:r>
     </w:p>
     <w:p>
@@ -808,7 +680,7 @@
               <w:rPr>
                 <w:sz w:val="19"/>
               </w:rPr>
-              <w:t>Restrictive fluid protocol vs usual care; outcome: cumulative fluid balance at day 5</w:t>
+              <w:t>Restrictive fluid protocol vs usual care. Outcome: cumulative fluid balance at day 5</w:t>
             </w:r>
           </w:p>
         </w:tc>
@@ -868,7 +740,7 @@
               <w:rPr>
                 <w:sz w:val="19"/>
               </w:rPr>
-              <w:t>Fluid-positive vs not by day 3; outcome: death by day 28</w:t>
+              <w:t>Fluid-positive vs not by day 3. Outcome: death by day 28</w:t>
             </w:r>
           </w:p>
         </w:tc>
@@ -1480,7 +1352,7 @@
         <w:t>FINER</w:t>
       </w:r>
       <w:r>
-        <w:t xml:space="preserve"> (G = green: fine; A = amber: needs thought; R = red: must change)</w:t>
+        <w:t xml:space="preserve"> (G = green: fine, A = amber: needs thought, R = red: must change)</w:t>
       </w:r>
     </w:p>
     <w:tbl>
@@ -2057,7 +1929,7 @@
         <w:t>Objectives</w:t>
       </w:r>
       <w:r>
-        <w:t xml:space="preserve"> (2, each with a measurable verb such as compare, estimate, describe, determine or measure; tick the primary one):</w:t>
+        <w:t xml:space="preserve"> (2, each with a measurable verb such as compare, estimate, describe, determine or measure. Tick the primary one):</w:t>
       </w:r>
     </w:p>
     <w:p>
@@ -2192,16 +2064,7 @@
         <w:t>your own department</w:t>
       </w:r>
       <w:r>
-        <w:t xml:space="preserve">, in the </w:t>
-      </w:r>
-      <w:r>
-        <w:rPr>
-          <w:b/>
-        </w:rPr>
-        <w:t>Research Proposal template</w:t>
-      </w:r>
-      <w:r>
-        <w:t xml:space="preserve"> (</w:t>
+        <w:t>, in the proposal template (</w:t>
       </w:r>
       <w:r>
         <w:rPr>
@@ -2209,19 +2072,10 @@
           <w:color w:val="0B376C"/>
           <w:sz w:val="19"/>
         </w:rPr>
-        <w:t>Templates/Research_Proposal_Template.docx</w:t>
+        <w:t>Research_Proposal_Template.docx</w:t>
       </w:r>
       <w:r>
-        <w:t xml:space="preserve">, sent by email). This sheet is your checklist. Anything unfinished is homework. The search, references, problem statement and working title come </w:t>
-      </w:r>
-      <w:r>
-        <w:rPr>
-          <w:b/>
-        </w:rPr>
-        <w:t>next Saturday</w:t>
-      </w:r>
-      <w:r>
-        <w:t xml:space="preserve"> (Session 2, Proposal builder 2).</w:t>
+        <w:t>, sent by email). Anything unfinished is homework.</w:t>
       </w:r>
     </w:p>
     <w:tbl>
@@ -2238,8 +2092,8 @@
         <w:tblLook w:firstColumn="1" w:firstRow="1" w:lastColumn="0" w:lastRow="0" w:noHBand="0" w:noVBand="1" w:val="04A0"/>
       </w:tblPr>
       <w:tblGrid>
-        <w:gridCol w:w="1337"/>
-        <w:gridCol w:w="7366"/>
+        <w:gridCol w:w="1341"/>
+        <w:gridCol w:w="7362"/>
         <w:gridCol w:w="708"/>
       </w:tblGrid>
       <w:tr>
@@ -2249,7 +2103,7 @@
         </w:trPr>
         <w:tc>
           <w:tcPr>
-            <w:tcW w:type="dxa" w:w="1337"/>
+            <w:tcW w:type="dxa" w:w="1341"/>
             <w:tcBorders>
               <w:top w:val="single" w:sz="4" w:color="04242F"/>
               <w:left w:val="single" w:sz="4" w:color="04242F"/>
@@ -2275,7 +2129,7 @@
         </w:tc>
         <w:tc>
           <w:tcPr>
-            <w:tcW w:type="dxa" w:w="7365"/>
+            <w:tcW w:type="dxa" w:w="7361"/>
             <w:tcBorders>
               <w:top w:val="single" w:sz="4" w:color="04242F"/>
               <w:left w:val="single" w:sz="4" w:color="04242F"/>
@@ -2332,7 +2186,7 @@
         </w:trPr>
         <w:tc>
           <w:tcPr>
-            <w:tcW w:type="dxa" w:w="1337"/>
+            <w:tcW w:type="dxa" w:w="1341"/>
             <w:tcBorders>
               <w:top w:val="single" w:sz="4" w:color="D5DDE1"/>
               <w:left w:val="single" w:sz="4" w:color="D5DDE1"/>
@@ -2355,7 +2209,7 @@
         </w:tc>
         <w:tc>
           <w:tcPr>
-            <w:tcW w:type="dxa" w:w="7365"/>
+            <w:tcW w:type="dxa" w:w="7361"/>
             <w:tcBorders>
               <w:top w:val="single" w:sz="4" w:color="D5DDE1"/>
               <w:left w:val="single" w:sz="4" w:color="D5DDE1"/>
@@ -2407,7 +2261,7 @@
         </w:trPr>
         <w:tc>
           <w:tcPr>
-            <w:tcW w:type="dxa" w:w="1337"/>
+            <w:tcW w:type="dxa" w:w="1341"/>
             <w:tcBorders>
               <w:top w:val="single" w:sz="4" w:color="D5DDE1"/>
               <w:left w:val="single" w:sz="4" w:color="D5DDE1"/>
@@ -2431,7 +2285,7 @@
         </w:tc>
         <w:tc>
           <w:tcPr>
-            <w:tcW w:type="dxa" w:w="7365"/>
+            <w:tcW w:type="dxa" w:w="7361"/>
             <w:tcBorders>
               <w:top w:val="single" w:sz="4" w:color="D5DDE1"/>
               <w:left w:val="single" w:sz="4" w:color="D5DDE1"/>
@@ -2493,7 +2347,7 @@
         </w:trPr>
         <w:tc>
           <w:tcPr>
-            <w:tcW w:type="dxa" w:w="1337"/>
+            <w:tcW w:type="dxa" w:w="1341"/>
             <w:tcBorders>
               <w:top w:val="single" w:sz="4" w:color="D5DDE1"/>
               <w:left w:val="single" w:sz="4" w:color="D5DDE1"/>
@@ -2510,7 +2364,7 @@
         </w:tc>
         <w:tc>
           <w:tcPr>
-            <w:tcW w:type="dxa" w:w="7365"/>
+            <w:tcW w:type="dxa" w:w="7361"/>
             <w:tcBorders>
               <w:top w:val="single" w:sz="4" w:color="D5DDE1"/>
               <w:left w:val="single" w:sz="4" w:color="D5DDE1"/>
@@ -2583,7 +2437,7 @@
         </w:trPr>
         <w:tc>
           <w:tcPr>
-            <w:tcW w:type="dxa" w:w="1337"/>
+            <w:tcW w:type="dxa" w:w="1341"/>
             <w:tcBorders>
               <w:top w:val="single" w:sz="4" w:color="D5DDE1"/>
               <w:left w:val="single" w:sz="4" w:color="D5DDE1"/>
@@ -2601,7 +2455,7 @@
         </w:tc>
         <w:tc>
           <w:tcPr>
-            <w:tcW w:type="dxa" w:w="7365"/>
+            <w:tcW w:type="dxa" w:w="7361"/>
             <w:tcBorders>
               <w:top w:val="single" w:sz="4" w:color="D5DDE1"/>
               <w:left w:val="single" w:sz="4" w:color="D5DDE1"/>
@@ -2626,7 +2480,7 @@
               <w:rPr>
                 <w:sz w:val="19"/>
               </w:rPr>
-              <w:t>: a colour for every letter; rewrite the question if any letter is red</w:t>
+              <w:t>: a colour for every letter. Rewrite the question if any letter is red</w:t>
             </w:r>
           </w:p>
         </w:tc>
@@ -2663,7 +2517,7 @@
         </w:trPr>
         <w:tc>
           <w:tcPr>
-            <w:tcW w:type="dxa" w:w="1337"/>
+            <w:tcW w:type="dxa" w:w="1341"/>
             <w:tcBorders>
               <w:top w:val="single" w:sz="4" w:color="D5DDE1"/>
               <w:left w:val="single" w:sz="4" w:color="D5DDE1"/>
@@ -2680,7 +2534,7 @@
         </w:tc>
         <w:tc>
           <w:tcPr>
-            <w:tcW w:type="dxa" w:w="7365"/>
+            <w:tcW w:type="dxa" w:w="7361"/>
             <w:tcBorders>
               <w:top w:val="single" w:sz="4" w:color="D5DDE1"/>
               <w:left w:val="single" w:sz="4" w:color="D5DDE1"/>
@@ -2717,7 +2571,7 @@
               <w:rPr>
                 <w:sz w:val="19"/>
               </w:rPr>
-              <w:t xml:space="preserve"> (measurable verbs; mark the primary), </w:t>
+              <w:t xml:space="preserve"> (measurable verbs, primary marked), </w:t>
             </w:r>
             <w:r>
               <w:rPr>
@@ -2765,7 +2619,7 @@
         </w:trPr>
         <w:tc>
           <w:tcPr>
-            <w:tcW w:type="dxa" w:w="1337"/>
+            <w:tcW w:type="dxa" w:w="1341"/>
             <w:tcBorders>
               <w:top w:val="single" w:sz="4" w:color="D5DDE1"/>
               <w:left w:val="single" w:sz="4" w:color="D5DDE1"/>
@@ -2788,7 +2642,7 @@
         </w:tc>
         <w:tc>
           <w:tcPr>
-            <w:tcW w:type="dxa" w:w="7365"/>
+            <w:tcW w:type="dxa" w:w="7361"/>
             <w:tcBorders>
               <w:top w:val="single" w:sz="4" w:color="D5DDE1"/>
               <w:left w:val="single" w:sz="4" w:color="D5DDE1"/>
@@ -2805,7 +2659,7 @@
               <w:rPr>
                 <w:sz w:val="19"/>
               </w:rPr>
-              <w:t>Two volunteers read their question and aim aloud; everyone suggests one improvement in the chat</w:t>
+              <w:t>Two volunteers read their question and aim aloud. Everyone suggests one improvement in the chat</w:t>
             </w:r>
           </w:p>
         </w:tc>
@@ -3278,7 +3132,7 @@
         <w:t>Example (running example):</w:t>
       </w:r>
       <w:r>
-        <w:t xml:space="preserve"> septic shock · sepsis · vasopressor-dependent sepsis; fluid restriction · restrictive fluid · conservative fluid.</w:t>
+        <w:t xml:space="preserve"> P: septic shock · sepsis · vasopressor-dependent sepsis. I: fluid restriction · restrictive fluid · conservative fluid.</w:t>
       </w:r>
     </w:p>
     <w:p>
@@ -3327,17 +3181,6 @@
       </w:r>
       <w:r>
         <w:t>Rewrite as an objective: "To understand fluid balance in our ICU".</w:t>
-      </w:r>
-    </w:p>
-    <w:p>
-      <w:r>
-        <w:rPr>
-          <w:i/>
-        </w:rPr>
-        <w:t>Why we ask:</w:t>
-      </w:r>
-      <w:r>
-        <w:t xml:space="preserve"> it is not homework and not marked. It shows us what is still unclear. The trainers read every answer before next Saturday and open Session 2 with what they find.</w:t>
       </w:r>
     </w:p>
     <w:p>

--- a/en/files/sessions/s1_exercises.docx
+++ b/en/files/sessions/s1_exercises.docx
@@ -34,7 +34,7 @@
           <w:color w:val="055F56"/>
           <w:sz w:val="20"/>
         </w:rPr>
-        <w:t xml:space="preserve"> · Week 1 · Saturday 31 October 2026 · online, 19:30–22:30</w:t>
+        <w:t xml:space="preserve"> · Week 1 · Sunday 1 November 2026 · online, 19:30–22:30</w:t>
       </w:r>
     </w:p>
     <w:tbl>
